--- a/uk-cca-app-api/src/main/resources/templates/ca/england/CCA3 agreement.docx
+++ b/uk-cca-app-api/src/main/resources/templates/ca/england/CCA3 agreement.docx
@@ -91,7 +91,7 @@
           <w:sz w:val="24"/>
           <w:szCs w:val="24"/>
         </w:rPr>
-        <w:instrText xml:space="preserve"> MERGEFIELD  "[#if (params.activationDate)?has_content]"  \* MERGEFORMAT </w:instrText>
+        <w:instrText xml:space="preserve"> MERGEFIELD  "${(params.activationDate?date(\"yyyy-MM-dd\")?string(\"dd MMMM yyyy\"))!'&lt;Date to be inserted&gt;'}"  \* MERGEFORMAT </w:instrText>
       </w:r>
       <w:r>
         <w:rPr>
@@ -105,308 +105,12 @@
       <w:r>
         <w:rPr>
           <w:rFonts w:cs="Arial"/>
-          <w:color w:val="000000" w:themeColor="text1"/>
-          <w:sz w:val="24"/>
-          <w:szCs w:val="24"/>
-        </w:rPr>
-        <w:t>«[#if (params.activationDate)?has_content»</w:t>
-      </w:r>
-      <w:r>
-        <w:rPr>
-          <w:rFonts w:cs="Arial"/>
-          <w:color w:val="000000" w:themeColor="text1"/>
-          <w:sz w:val="24"/>
-          <w:szCs w:val="24"/>
-        </w:rPr>
-        <w:fldChar w:fldCharType="end"/>
-      </w:r>
-      <w:r>
-        <w:rPr>
-          <w:rFonts w:cs="Arial"/>
-          <w:color w:val="000000" w:themeColor="text1"/>
-          <w:sz w:val="24"/>
-          <w:szCs w:val="24"/>
-        </w:rPr>
-        <w:fldChar w:fldCharType="begin"/>
-      </w:r>
-      <w:r>
-        <w:rPr>
-          <w:rFonts w:cs="Arial"/>
-          <w:color w:val="000000" w:themeColor="text1"/>
-          <w:sz w:val="24"/>
-          <w:szCs w:val="24"/>
-        </w:rPr>
-        <w:instrText xml:space="preserve"> MERGEFIELD  "[#if params.activationDate?date(\"yyyy-MM-dd\") &gt; (\"2026-01-01\"?date(\"yyyy-MM-dd\"))]"  \* MERGEFORMAT </w:instrText>
-      </w:r>
-      <w:r>
-        <w:rPr>
-          <w:rFonts w:cs="Arial"/>
-          <w:color w:val="000000" w:themeColor="text1"/>
-          <w:sz w:val="24"/>
-          <w:szCs w:val="24"/>
-        </w:rPr>
-        <w:fldChar w:fldCharType="separate"/>
-      </w:r>
-      <w:r>
-        <w:rPr>
-          <w:rFonts w:cs="Arial"/>
-          <w:color w:val="000000" w:themeColor="text1"/>
-          <w:sz w:val="24"/>
-          <w:szCs w:val="24"/>
-        </w:rPr>
-        <w:t>«[#if params.activationDate?date("yyyy-MM»</w:t>
-      </w:r>
-      <w:r>
-        <w:rPr>
-          <w:rFonts w:cs="Arial"/>
-          <w:color w:val="000000" w:themeColor="text1"/>
-          <w:sz w:val="24"/>
-          <w:szCs w:val="24"/>
-        </w:rPr>
-        <w:fldChar w:fldCharType="end"/>
-      </w:r>
-      <w:r>
-        <w:rPr>
-          <w:rFonts w:cs="Arial"/>
-          <w:color w:val="000000" w:themeColor="text1"/>
-          <w:sz w:val="24"/>
-          <w:szCs w:val="24"/>
-        </w:rPr>
-        <w:fldChar w:fldCharType="begin"/>
-      </w:r>
-      <w:r>
-        <w:rPr>
-          <w:rFonts w:cs="Arial"/>
-          <w:color w:val="000000" w:themeColor="text1"/>
-          <w:sz w:val="24"/>
-          <w:szCs w:val="24"/>
-        </w:rPr>
-        <w:instrText xml:space="preserve"> MERGEFIELD  "${(params.activationDate)?string(\"dd MMMM yyyy\")}"  \* MERGEFORMAT </w:instrText>
-      </w:r>
-      <w:r>
-        <w:rPr>
-          <w:rFonts w:cs="Arial"/>
-          <w:color w:val="000000" w:themeColor="text1"/>
-          <w:sz w:val="24"/>
-          <w:szCs w:val="24"/>
-        </w:rPr>
-        <w:fldChar w:fldCharType="separate"/>
-      </w:r>
-      <w:r>
-        <w:rPr>
-          <w:rFonts w:cs="Arial"/>
-          <w:color w:val="000000" w:themeColor="text1"/>
-          <w:sz w:val="24"/>
-          <w:szCs w:val="24"/>
-        </w:rPr>
-        <w:t>«${(params.activationDate)?string("dd MMM»</w:t>
-      </w:r>
-      <w:r>
-        <w:rPr>
-          <w:rFonts w:cs="Arial"/>
-          <w:color w:val="000000" w:themeColor="text1"/>
-          <w:sz w:val="24"/>
-          <w:szCs w:val="24"/>
-        </w:rPr>
-        <w:fldChar w:fldCharType="end"/>
-      </w:r>
-      <w:r>
-        <w:rPr>
-          <w:rFonts w:cs="Arial"/>
-          <w:color w:val="000000" w:themeColor="text1"/>
-          <w:sz w:val="24"/>
-          <w:szCs w:val="24"/>
-        </w:rPr>
-        <w:fldChar w:fldCharType="begin"/>
-      </w:r>
-      <w:r>
-        <w:rPr>
-          <w:rFonts w:cs="Arial"/>
-          <w:color w:val="000000" w:themeColor="text1"/>
-          <w:sz w:val="24"/>
-          <w:szCs w:val="24"/>
-        </w:rPr>
-        <w:instrText xml:space="preserve"> MERGEFIELD  [#else]  \* MERGEFORMAT </w:instrText>
-      </w:r>
-      <w:r>
-        <w:rPr>
-          <w:rFonts w:cs="Arial"/>
-          <w:color w:val="000000" w:themeColor="text1"/>
-          <w:sz w:val="24"/>
-          <w:szCs w:val="24"/>
-        </w:rPr>
-        <w:fldChar w:fldCharType="separate"/>
-      </w:r>
-      <w:r>
-        <w:rPr>
-          <w:rFonts w:cs="Arial"/>
-          <w:color w:val="000000" w:themeColor="text1"/>
-          <w:sz w:val="24"/>
-          <w:szCs w:val="24"/>
-        </w:rPr>
-        <w:t>«[#else]»</w:t>
-      </w:r>
-      <w:r>
-        <w:rPr>
-          <w:rFonts w:cs="Arial"/>
-          <w:color w:val="000000" w:themeColor="text1"/>
-          <w:sz w:val="24"/>
-          <w:szCs w:val="24"/>
-        </w:rPr>
-        <w:fldChar w:fldCharType="end"/>
-      </w:r>
-      <w:r>
-        <w:rPr>
-          <w:rFonts w:cs="Arial"/>
-          <w:color w:val="000000" w:themeColor="text1"/>
-          <w:sz w:val="24"/>
-          <w:szCs w:val="24"/>
-        </w:rPr>
-        <w:t>01 January 2026</w:t>
-      </w:r>
-      <w:r>
-        <w:rPr>
-          <w:rFonts w:cs="Arial"/>
-          <w:color w:val="000000" w:themeColor="text1"/>
-          <w:sz w:val="24"/>
-          <w:szCs w:val="24"/>
-        </w:rPr>
-        <w:fldChar w:fldCharType="begin"/>
-      </w:r>
-      <w:r>
-        <w:rPr>
-          <w:rFonts w:cs="Arial"/>
-          <w:color w:val="000000" w:themeColor="text1"/>
-          <w:sz w:val="24"/>
-          <w:szCs w:val="24"/>
-        </w:rPr>
-        <w:instrText xml:space="preserve"> MERGEFIELD  [/#if]  \* MERGEFORMAT </w:instrText>
-      </w:r>
-      <w:r>
-        <w:rPr>
-          <w:rFonts w:cs="Arial"/>
-          <w:color w:val="000000" w:themeColor="text1"/>
-          <w:sz w:val="24"/>
-          <w:szCs w:val="24"/>
-        </w:rPr>
-        <w:fldChar w:fldCharType="separate"/>
-      </w:r>
-      <w:r>
-        <w:rPr>
-          <w:rFonts w:cs="Arial"/>
-          <w:color w:val="000000" w:themeColor="text1"/>
-          <w:sz w:val="24"/>
-          <w:szCs w:val="24"/>
-        </w:rPr>
-        <w:t>«[/#if]»</w:t>
-      </w:r>
-      <w:r>
-        <w:rPr>
-          <w:rFonts w:cs="Arial"/>
-          <w:color w:val="000000" w:themeColor="text1"/>
-          <w:sz w:val="24"/>
-          <w:szCs w:val="24"/>
-        </w:rPr>
-        <w:fldChar w:fldCharType="end"/>
-      </w:r>
-      <w:r>
-        <w:rPr>
-          <w:rFonts w:cs="Arial"/>
-          <w:color w:val="000000" w:themeColor="text1"/>
-          <w:sz w:val="24"/>
-          <w:szCs w:val="24"/>
-        </w:rPr>
-        <w:t xml:space="preserve"> </w:t>
-      </w:r>
-      <w:r>
-        <w:rPr>
-          <w:rFonts w:cs="Arial"/>
-          <w:color w:val="000000" w:themeColor="text1"/>
-          <w:sz w:val="24"/>
-          <w:szCs w:val="24"/>
-        </w:rPr>
-        <w:fldChar w:fldCharType="begin"/>
-      </w:r>
-      <w:r>
-        <w:rPr>
-          <w:rFonts w:cs="Arial"/>
-          <w:color w:val="000000" w:themeColor="text1"/>
-          <w:sz w:val="24"/>
-          <w:szCs w:val="24"/>
-        </w:rPr>
-        <w:instrText xml:space="preserve"> MERGEFIELD  [#else]  \* MERGEFORMAT </w:instrText>
-      </w:r>
-      <w:r>
-        <w:rPr>
-          <w:rFonts w:cs="Arial"/>
-          <w:color w:val="000000" w:themeColor="text1"/>
-          <w:sz w:val="24"/>
-          <w:szCs w:val="24"/>
-        </w:rPr>
-        <w:fldChar w:fldCharType="separate"/>
-      </w:r>
-      <w:r>
-        <w:rPr>
-          <w:rFonts w:cs="Arial"/>
-          <w:color w:val="000000" w:themeColor="text1"/>
-          <w:sz w:val="24"/>
-          <w:szCs w:val="24"/>
-        </w:rPr>
-        <w:t>«[#else]»</w:t>
-      </w:r>
-      <w:r>
-        <w:rPr>
-          <w:rFonts w:cs="Arial"/>
-          <w:color w:val="000000" w:themeColor="text1"/>
-          <w:sz w:val="24"/>
-          <w:szCs w:val="24"/>
-        </w:rPr>
-        <w:fldChar w:fldCharType="end"/>
-      </w:r>
-      <w:r>
-        <w:rPr>
-          <w:rFonts w:cs="Arial"/>
-          <w:color w:val="000000" w:themeColor="text1"/>
-          <w:sz w:val="24"/>
-          <w:szCs w:val="24"/>
-        </w:rPr>
-        <w:t xml:space="preserve"> &lt;Date to be inserted&gt; </w:t>
-      </w:r>
-      <w:r>
-        <w:rPr>
-          <w:rFonts w:cs="Arial"/>
-          <w:color w:val="000000" w:themeColor="text1"/>
-          <w:sz w:val="24"/>
-          <w:szCs w:val="24"/>
-        </w:rPr>
-        <w:fldChar w:fldCharType="begin"/>
-      </w:r>
-      <w:r>
-        <w:rPr>
-          <w:rFonts w:cs="Arial"/>
-          <w:color w:val="000000" w:themeColor="text1"/>
-          <w:sz w:val="24"/>
-          <w:szCs w:val="24"/>
-        </w:rPr>
-        <w:instrText xml:space="preserve"> MERGEFIELD  [/#if]  \* MERGEFORMAT </w:instrText>
-      </w:r>
-      <w:r>
-        <w:rPr>
-          <w:rFonts w:cs="Arial"/>
-          <w:color w:val="000000" w:themeColor="text1"/>
-          <w:sz w:val="24"/>
-          <w:szCs w:val="24"/>
-        </w:rPr>
-        <w:fldChar w:fldCharType="separate"/>
-      </w:r>
-      <w:r>
-        <w:rPr>
-          <w:rFonts w:cs="Arial"/>
-          <w:color w:val="000000" w:themeColor="text1"/>
-          <w:sz w:val="24"/>
-          <w:szCs w:val="24"/>
-        </w:rPr>
-        <w:t>«[/#if]»</w:t>
+          <w:noProof/>
+          <w:color w:val="000000" w:themeColor="text1"/>
+          <w:sz w:val="24"/>
+          <w:szCs w:val="24"/>
+        </w:rPr>
+        <w:t>«${(params.activationDate?date("yyyy-MM-d»</w:t>
       </w:r>
       <w:r>
         <w:rPr>
@@ -1294,6 +998,7 @@
           <w:sz w:val="24"/>
           <w:szCs w:val="24"/>
         </w:rPr>
+        <w:lastRenderedPageBreak/>
         <w:t>IT IS AGREED as follows:</w:t>
       </w:r>
     </w:p>
@@ -1860,7 +1565,6 @@
                 <w:u w:color="0000FF"/>
                 <w:lang w:eastAsia="en-US"/>
               </w:rPr>
-              <w:lastRenderedPageBreak/>
               <w:t>“Buy-Out Fee Notice”</w:t>
             </w:r>
           </w:p>
@@ -1984,6 +1688,7 @@
                 <w:szCs w:val="24"/>
                 <w:u w:color="0000FF"/>
               </w:rPr>
+              <w:lastRenderedPageBreak/>
               <w:t>“certification” means the issuing of the Certificate and “certify” shall be construed accordingly</w:t>
             </w:r>
             <w:r>
@@ -2023,6 +1728,7 @@
                 <w:szCs w:val="24"/>
                 <w:lang w:eastAsia="en-US"/>
               </w:rPr>
+              <w:lastRenderedPageBreak/>
               <w:t>“Certification Period”</w:t>
             </w:r>
             <w:r>
@@ -2862,7 +2568,6 @@
                 <w:u w:color="0000FF"/>
                 <w:lang w:eastAsia="en-US"/>
               </w:rPr>
-              <w:lastRenderedPageBreak/>
               <w:t xml:space="preserve">“Decision Notice” </w:t>
             </w:r>
           </w:p>
@@ -2962,6 +2667,7 @@
                 <w:rFonts w:ascii="Arial" w:eastAsia="Arial" w:hAnsi="Arial" w:cs="Arial"/>
                 <w:sz w:val="24"/>
               </w:rPr>
+              <w:lastRenderedPageBreak/>
               <w:t xml:space="preserve">pursuant to Rule 8 or 9 where the </w:t>
             </w:r>
             <w:r>
@@ -3008,6 +2714,7 @@
                 <w:u w:color="0000FF"/>
                 <w:lang w:eastAsia="en-US"/>
               </w:rPr>
+              <w:lastRenderedPageBreak/>
               <w:t>“Eligible”</w:t>
             </w:r>
           </w:p>
@@ -3629,7 +3336,6 @@
                 <w:color w:val="000000" w:themeColor="text1"/>
                 <w:sz w:val="24"/>
               </w:rPr>
-              <w:lastRenderedPageBreak/>
               <w:t>such information as has been requested by the Administrator about the actions taken in relation to energy efficiency improvements or Emissions reductions in order to meet each Target;</w:t>
             </w:r>
           </w:p>
@@ -3720,6 +3426,7 @@
                 <w:szCs w:val="24"/>
                 <w:lang w:val="en-US" w:eastAsia="en-US"/>
               </w:rPr>
+              <w:lastRenderedPageBreak/>
               <w:t xml:space="preserve">such information relating to the application of the UK ETS to the facility as has been requested by the Administrator in order to assist the Secretary of State in carrying out functions in relation to the scheme set out in paragraphs 44 to 52 of Schedule 6 to the Act; </w:t>
             </w:r>
           </w:p>
@@ -4217,7 +3924,6 @@
                 <w:u w:color="0000FF"/>
                 <w:lang w:eastAsia="en-US"/>
               </w:rPr>
-              <w:lastRenderedPageBreak/>
               <w:t>“Reports”</w:t>
             </w:r>
           </w:p>
@@ -4396,6 +4102,7 @@
                 <w:u w:color="0000FF"/>
                 <w:lang w:eastAsia="en-US"/>
               </w:rPr>
+              <w:lastRenderedPageBreak/>
               <w:t>“Rules”</w:t>
             </w:r>
           </w:p>
@@ -5142,7 +4849,6 @@
                 <w:szCs w:val="24"/>
                 <w:u w:color="0000FF"/>
               </w:rPr>
-              <w:lastRenderedPageBreak/>
               <w:t>“</w:t>
             </w:r>
             <w:r>
@@ -5219,7 +4925,6 @@
                 <w:szCs w:val="24"/>
                 <w:lang w:eastAsia="en-US"/>
               </w:rPr>
-              <w:lastRenderedPageBreak/>
               <w:t>“Target Period Report”</w:t>
             </w:r>
           </w:p>
@@ -5367,6 +5072,7 @@
                 <w:u w:color="0000FF"/>
                 <w:lang w:eastAsia="en-US"/>
               </w:rPr>
+              <w:lastRenderedPageBreak/>
               <w:t>“Technical Annex”</w:t>
             </w:r>
           </w:p>
@@ -6031,7 +5737,6 @@
           <w:szCs w:val="24"/>
           <w:u w:color="0000FF"/>
         </w:rPr>
-        <w:lastRenderedPageBreak/>
         <w:t>t</w:t>
       </w:r>
       <w:bookmarkEnd w:id="4"/>
@@ -6208,6 +5913,7 @@
           <w:szCs w:val="24"/>
           <w:u w:color="0000FF"/>
         </w:rPr>
+        <w:lastRenderedPageBreak/>
         <w:t>t</w:t>
       </w:r>
       <w:bookmarkEnd w:id="16"/>
@@ -6757,7 +6463,6 @@
           <w:sz w:val="24"/>
           <w:szCs w:val="24"/>
         </w:rPr>
-        <w:lastRenderedPageBreak/>
         <w:t xml:space="preserve">Whether the </w:t>
       </w:r>
       <w:r>
@@ -6984,6 +6689,7 @@
           <w:sz w:val="24"/>
           <w:szCs w:val="24"/>
         </w:rPr>
+        <w:lastRenderedPageBreak/>
         <w:t>The Operator agrees to comply with the Rules.</w:t>
       </w:r>
     </w:p>
@@ -7443,7 +7149,6 @@
           <w:sz w:val="24"/>
           <w:szCs w:val="24"/>
         </w:rPr>
-        <w:lastRenderedPageBreak/>
         <w:t>AUTHORITY</w:t>
       </w:r>
     </w:p>
@@ -8654,17 +8359,7 @@
           <w:sz w:val="24"/>
           <w:szCs w:val="24"/>
         </w:rPr>
-        <w:t xml:space="preserve"> of any structural change or other change (as more particularly described in </w:t>
-      </w:r>
-      <w:r>
-        <w:rPr>
-          <w:rFonts w:cs="Arial"/>
-          <w:color w:val="000000" w:themeColor="text1"/>
-          <w:sz w:val="24"/>
-          <w:szCs w:val="24"/>
-        </w:rPr>
-        <w:lastRenderedPageBreak/>
-        <w:t>the Technical Annex) which may give rise to a variation to the Target in accordance with Rule 10;</w:t>
+        <w:t xml:space="preserve"> of any structural change or other change (as more particularly described in the Technical Annex) which may give rise to a variation to the Target in accordance with Rule 10;</w:t>
       </w:r>
     </w:p>
     <w:p>
@@ -8693,6 +8388,7 @@
           <w:sz w:val="24"/>
           <w:szCs w:val="24"/>
         </w:rPr>
+        <w:lastRenderedPageBreak/>
         <w:t>notify the Administrator within 20 Working Days of discovering any error in the data provided to the Administrator for the Base Year or in any Report;</w:t>
       </w:r>
     </w:p>
@@ -9252,37 +8948,46 @@
           <w:sz w:val="24"/>
           <w:szCs w:val="24"/>
         </w:rPr>
+        <w:t>If the Administrator enters into an Underlying Agreement before the Target for such Underlying Agreement has been agreed, conditional upon the Operator providing sufficient information within a specified period in order to set the Target for the Facilit</w:t>
+      </w:r>
+      <w:r>
+        <w:rPr>
+          <w:rFonts w:cs="Arial"/>
+          <w:color w:val="000000" w:themeColor="text1"/>
+          <w:sz w:val="24"/>
+          <w:szCs w:val="24"/>
+        </w:rPr>
+        <w:t>y/</w:t>
+      </w:r>
+      <w:proofErr w:type="spellStart"/>
+      <w:r>
+        <w:rPr>
+          <w:rFonts w:cs="Arial"/>
+          <w:color w:val="000000" w:themeColor="text1"/>
+          <w:sz w:val="24"/>
+          <w:szCs w:val="24"/>
+        </w:rPr>
+        <w:t>ies</w:t>
+      </w:r>
+      <w:proofErr w:type="spellEnd"/>
+      <w:r>
+        <w:rPr>
+          <w:rFonts w:cs="Arial"/>
+          <w:color w:val="000000" w:themeColor="text1"/>
+          <w:sz w:val="24"/>
+          <w:szCs w:val="24"/>
+        </w:rPr>
+        <w:t xml:space="preserve">, the Operator must supply any data requested by the </w:t>
+      </w:r>
+      <w:r>
+        <w:rPr>
+          <w:rFonts w:cs="Arial"/>
+          <w:color w:val="000000" w:themeColor="text1"/>
+          <w:sz w:val="24"/>
+          <w:szCs w:val="24"/>
+        </w:rPr>
         <w:lastRenderedPageBreak/>
-        <w:t>If the Administrator enters into an Underlying Agreement before the Target for such Underlying Agreement has been agreed, conditional upon the Operator providing sufficient information within a specified period in order to set the Target for the Facilit</w:t>
-      </w:r>
-      <w:r>
-        <w:rPr>
-          <w:rFonts w:cs="Arial"/>
-          <w:color w:val="000000" w:themeColor="text1"/>
-          <w:sz w:val="24"/>
-          <w:szCs w:val="24"/>
-        </w:rPr>
-        <w:t>y/</w:t>
-      </w:r>
-      <w:proofErr w:type="spellStart"/>
-      <w:r>
-        <w:rPr>
-          <w:rFonts w:cs="Arial"/>
-          <w:color w:val="000000" w:themeColor="text1"/>
-          <w:sz w:val="24"/>
-          <w:szCs w:val="24"/>
-        </w:rPr>
-        <w:t>ies</w:t>
-      </w:r>
-      <w:proofErr w:type="spellEnd"/>
-      <w:r>
-        <w:rPr>
-          <w:rFonts w:cs="Arial"/>
-          <w:color w:val="000000" w:themeColor="text1"/>
-          <w:sz w:val="24"/>
-          <w:szCs w:val="24"/>
-        </w:rPr>
-        <w:t>, the Operator must supply any data requested by the Administrator within the period specified by the Administrator on energy use and Throughput of the Facilit</w:t>
+        <w:t>Administrator within the period specified by the Administrator on energy use and Throughput of the Facilit</w:t>
       </w:r>
       <w:r>
         <w:rPr>
@@ -9938,7 +9643,6 @@
           <w:sz w:val="24"/>
           <w:szCs w:val="24"/>
         </w:rPr>
-        <w:lastRenderedPageBreak/>
         <w:t xml:space="preserve">if the </w:t>
       </w:r>
       <w:bookmarkStart w:id="76" w:name="_cp_change_641"/>
@@ -10037,7 +9741,16 @@
           <w:sz w:val="24"/>
           <w:szCs w:val="24"/>
         </w:rPr>
-        <w:t xml:space="preserve">Condition 2 is that the Administrator has not been notified that obligations imposed under or by virtue of regulations made for the purpose of implementing the Greenhouse Gas Emissions Trading Scheme Order 2020, have not been complied with in respect of each </w:t>
+        <w:t xml:space="preserve">Condition 2 is that the Administrator has not been notified that obligations imposed under or by virtue of regulations made for the purpose of implementing the Greenhouse Gas Emissions Trading Scheme Order 2020, have not been </w:t>
+      </w:r>
+      <w:r>
+        <w:rPr>
+          <w:rFonts w:cs="Arial"/>
+          <w:sz w:val="24"/>
+          <w:szCs w:val="24"/>
+        </w:rPr>
+        <w:lastRenderedPageBreak/>
+        <w:t xml:space="preserve">complied with in respect of each </w:t>
       </w:r>
       <w:bookmarkStart w:id="80" w:name="_cp_change_651"/>
       <w:r>
@@ -10633,16 +10346,7 @@
           <w:sz w:val="24"/>
           <w:szCs w:val="24"/>
         </w:rPr>
-        <w:t xml:space="preserve">obligations imposed under or by virtue of regulations made for the purpose of implementing the Greenhouse Gas Emissions Trading </w:t>
-      </w:r>
-      <w:r>
-        <w:rPr>
-          <w:rFonts w:cs="Arial"/>
-          <w:sz w:val="24"/>
-          <w:szCs w:val="24"/>
-        </w:rPr>
-        <w:lastRenderedPageBreak/>
-        <w:t xml:space="preserve">Scheme Order 2020, as amended from time to time, have been complied with in respect of each </w:t>
+        <w:t xml:space="preserve">obligations imposed under or by virtue of regulations made for the purpose of implementing the Greenhouse Gas Emissions Trading Scheme Order 2020, as amended from time to time, have been complied with in respect of each </w:t>
       </w:r>
       <w:bookmarkStart w:id="95" w:name="_cp_change_690"/>
       <w:r>
@@ -10754,7 +10458,16 @@
           <w:sz w:val="24"/>
           <w:szCs w:val="24"/>
         </w:rPr>
-        <w:t xml:space="preserve"> or varies a Certificate that has been issued, the Administrator must serve a Decision Notice on the Sector Association and the Operator of the </w:t>
+        <w:t xml:space="preserve"> or varies a Certificate that has been issued, the Administrator must serve a Decision Notice </w:t>
+      </w:r>
+      <w:r>
+        <w:rPr>
+          <w:rFonts w:cs="Arial"/>
+          <w:sz w:val="24"/>
+          <w:szCs w:val="24"/>
+        </w:rPr>
+        <w:lastRenderedPageBreak/>
+        <w:t xml:space="preserve">on the Sector Association and the Operator of the </w:t>
       </w:r>
       <w:bookmarkStart w:id="99" w:name="_cp_change_697"/>
       <w:r>
@@ -11273,7 +10986,6 @@
           <w:sz w:val="24"/>
           <w:szCs w:val="24"/>
         </w:rPr>
-        <w:lastRenderedPageBreak/>
         <w:t xml:space="preserve"> any revised Target (as varied) for the Facility.</w:t>
       </w:r>
     </w:p>
@@ -11510,6 +11222,7 @@
           <w:sz w:val="24"/>
           <w:szCs w:val="24"/>
         </w:rPr>
+        <w:lastRenderedPageBreak/>
         <w:t>at any other time,</w:t>
       </w:r>
     </w:p>
@@ -12027,7 +11740,6 @@
           <w:sz w:val="24"/>
           <w:szCs w:val="24"/>
         </w:rPr>
-        <w:lastRenderedPageBreak/>
         <w:t>W in units of tCO</w:t>
       </w:r>
       <w:r>
@@ -12210,6 +11922,7 @@
           <w:sz w:val="24"/>
           <w:szCs w:val="24"/>
         </w:rPr>
+        <w:lastRenderedPageBreak/>
         <w:t xml:space="preserve">A is the buy-out price set in advance of each Target Period, as defined in SI 2025 No.813, based on a weighted average of the gas and electricity levy rates, as communicated by the Administrator; </w:t>
       </w:r>
     </w:p>
@@ -12627,7 +12340,6 @@
           <w:sz w:val="24"/>
           <w:szCs w:val="24"/>
         </w:rPr>
-        <w:lastRenderedPageBreak/>
         <w:t>it is a facility within the meaning of paragraph 50 of Schedule 6</w:t>
       </w:r>
       <w:r>
@@ -12959,6 +12671,7 @@
           <w:sz w:val="24"/>
           <w:szCs w:val="24"/>
         </w:rPr>
+        <w:lastRenderedPageBreak/>
         <w:t xml:space="preserve">it has the same </w:t>
       </w:r>
       <w:bookmarkStart w:id="127" w:name="_cp_change_761"/>
@@ -13479,7 +13192,6 @@
           <w:sz w:val="24"/>
           <w:szCs w:val="24"/>
         </w:rPr>
-        <w:lastRenderedPageBreak/>
         <w:t>such information as will enable the Administrator to reach a decision on establishing whether the facility is Eligible, as requested by the Administrator; and</w:t>
       </w:r>
     </w:p>
@@ -13640,6 +13352,7 @@
           <w:sz w:val="24"/>
           <w:szCs w:val="24"/>
         </w:rPr>
+        <w:lastRenderedPageBreak/>
         <w:t>requesting such further information as is required in order to establish whether a facility is Eligible or reach a decision on the Target for the Facility.</w:t>
       </w:r>
     </w:p>
@@ -14044,7 +13757,6 @@
           <w:sz w:val="24"/>
           <w:szCs w:val="24"/>
         </w:rPr>
-        <w:lastRenderedPageBreak/>
         <w:t>any structural changes or other changes, as defined in the Technical Annex, or other changes to the Facility which the Operator must notify to the Administrator under Rule 3.1.2;</w:t>
       </w:r>
     </w:p>
@@ -14761,7 +14473,6 @@
           <w:sz w:val="24"/>
           <w:szCs w:val="24"/>
         </w:rPr>
-        <w:lastRenderedPageBreak/>
         <w:t>request further information in relation to the proposed distribution; or</w:t>
       </w:r>
     </w:p>
@@ -15001,6 +14712,7 @@
           <w:sz w:val="24"/>
           <w:szCs w:val="24"/>
         </w:rPr>
+        <w:lastRenderedPageBreak/>
         <w:t>In respect of an Operator who enters into an Underlying Agreement after 1</w:t>
       </w:r>
       <w:r>
@@ -15304,7 +15016,6 @@
           <w:sz w:val="24"/>
           <w:szCs w:val="24"/>
         </w:rPr>
-        <w:lastRenderedPageBreak/>
         <w:t>quash the decision; or</w:t>
       </w:r>
     </w:p>
@@ -15573,6 +15284,7 @@
           <w:sz w:val="24"/>
           <w:szCs w:val="24"/>
         </w:rPr>
+        <w:lastRenderedPageBreak/>
         <w:t>A Sector Association and an Operator must make all records which it is required to retain under these Rules available for inspection by the Administrator or a person appointed by the Administrator and must provide copies of such records in response to a request by the date specified in the request.</w:t>
       </w:r>
     </w:p>
@@ -15719,7 +15431,6 @@
           <w:sz w:val="24"/>
           <w:szCs w:val="24"/>
         </w:rPr>
-        <w:lastRenderedPageBreak/>
         <w:t>by the Administrator to the Secretary of State, for any purpose connected with the functions of the Secretary of State;</w:t>
       </w:r>
     </w:p>
@@ -15902,7 +15613,17 @@
           <w:sz w:val="24"/>
           <w:szCs w:val="24"/>
         </w:rPr>
-        <w:t>required to comply with any Act of Parliament or subordinate legislation made under an Act of Parliament, including requests made under the Freedom of Information Act 2000 or the Environmental Information Regulations 2004</w:t>
+        <w:t xml:space="preserve">required to comply with any Act of Parliament or subordinate legislation made under an Act of Parliament, including requests made under the </w:t>
+      </w:r>
+      <w:r>
+        <w:rPr>
+          <w:rFonts w:cs="Arial"/>
+          <w:color w:val="000000" w:themeColor="text1"/>
+          <w:sz w:val="24"/>
+          <w:szCs w:val="24"/>
+        </w:rPr>
+        <w:lastRenderedPageBreak/>
+        <w:t>Freedom of Information Act 2000 or the Environmental Information Regulations 2004</w:t>
       </w:r>
       <w:r>
         <w:rPr>
@@ -16118,7 +15839,6 @@
           <w:sz w:val="24"/>
           <w:szCs w:val="24"/>
         </w:rPr>
-        <w:lastRenderedPageBreak/>
         <w:t>any other public body, regulatory agency or government advisory body, where in the absolute discretion of the Administrator or the Secretary of State, as appropriate, the Administrator or Secretary of State considers that it would be obliged to disclose such information in response to a request for information under the Freedom of Information Act 2000 or the Environmental Information Regulations 2004, if such a request were made.</w:t>
       </w:r>
     </w:p>
@@ -16291,6 +16011,7 @@
           <w:sz w:val="24"/>
           <w:szCs w:val="24"/>
         </w:rPr>
+        <w:lastRenderedPageBreak/>
         <w:t>consent to the Sector Association collecting Charges; or</w:t>
       </w:r>
     </w:p>
@@ -16448,7 +16169,6 @@
           <w:sz w:val="24"/>
           <w:szCs w:val="24"/>
         </w:rPr>
-        <w:lastRenderedPageBreak/>
         <w:t>A Sector Association must not actively pursue any outstanding Charges after the last Working Day in September in any year in which they fall due.  If a Sector Association receives Charges after this date the Sector Association must accept the payment and remit this to the Environment Agency along with information identifying the Operator making the payment.</w:t>
       </w:r>
     </w:p>
@@ -16808,6 +16528,7 @@
           <w:sz w:val="24"/>
           <w:szCs w:val="24"/>
         </w:rPr>
+        <w:lastRenderedPageBreak/>
         <w:t>The</w:t>
       </w:r>
       <w:r>
@@ -17804,12 +17525,9 @@
           <w:szCs w:val="24"/>
         </w:rPr>
         <w:sectPr>
-          <w:headerReference w:type="even" r:id="rId15"/>
-          <w:headerReference w:type="default" r:id="rId16"/>
-          <w:footerReference w:type="even" r:id="rId17"/>
-          <w:footerReference w:type="default" r:id="rId18"/>
-          <w:headerReference w:type="first" r:id="rId19"/>
-          <w:footerReference w:type="first" r:id="rId20"/>
+          <w:headerReference w:type="default" r:id="rId15"/>
+          <w:footerReference w:type="even" r:id="rId16"/>
+          <w:footerReference w:type="default" r:id="rId17"/>
           <w:pgSz w:w="11906" w:h="16838"/>
           <w:pgMar w:top="1440" w:right="1440" w:bottom="1440" w:left="1440" w:header="708" w:footer="708" w:gutter="0"/>
           <w:cols w:space="708"/>
@@ -18693,16 +18411,6 @@
 </w:ftr>
 </file>
 
-<file path=word/footer3.xml><?xml version="1.0" encoding="utf-8"?>
-<w:ftr xmlns:wpc="http://schemas.microsoft.com/office/word/2010/wordprocessingCanvas" xmlns:cx="http://schemas.microsoft.com/office/drawing/2014/chartex" xmlns:cx1="http://schemas.microsoft.com/office/drawing/2015/9/8/chartex" xmlns:cx2="http://schemas.microsoft.com/office/drawing/2015/10/21/chartex" xmlns:cx3="http://schemas.microsoft.com/office/drawing/2016/5/9/chartex" xmlns:cx4="http://schemas.microsoft.com/office/drawing/2016/5/10/chartex" xmlns:cx5="http://schemas.microsoft.com/office/drawing/2016/5/11/chartex" xmlns:cx6="http://schemas.microsoft.com/office/drawing/2016/5/12/chartex" xmlns:cx7="http://schemas.microsoft.com/office/drawing/2016/5/13/chartex" xmlns:cx8="http://schemas.microsoft.com/office/drawing/2016/5/14/chartex" xmlns:mc="http://schemas.openxmlformats.org/markup-compatibility/2006" xmlns:aink="http://schemas.microsoft.com/office/drawing/2016/ink" xmlns:am3d="http://schemas.microsoft.com/office/drawing/2017/model3d" xmlns:o="urn:schemas-microsoft-com:office:office" xmlns:oel="http://schemas.microsoft.com/office/2019/extlst" xmlns:r="http://schemas.openxmlformats.org/officeDocument/2006/relationships" xmlns:m="http://schemas.openxmlformats.org/officeDocument/2006/math" xmlns:v="urn:schemas-microsoft-com:vml" xmlns:wp14="http://schemas.microsoft.com/office/word/2010/wordprocessingDrawing" xmlns:wp="http://schemas.openxmlformats.org/drawingml/2006/wordprocessingDrawing" xmlns:w10="urn:schemas-microsoft-com:office:word" xmlns:w="http://schemas.openxmlformats.org/wordprocessingml/2006/main" xmlns:w14="http://schemas.microsoft.com/office/word/2010/wordml" xmlns:w15="http://schemas.microsoft.com/office/word/2012/wordml" xmlns:w16cex="http://schemas.microsoft.com/office/word/2018/wordml/cex" xmlns:w16cid="http://schemas.microsoft.com/office/word/2016/wordml/cid" xmlns:w16="http://schemas.microsoft.com/office/word/2018/wordml" xmlns:w16du="http://schemas.microsoft.com/office/word/2023/wordml/word16du" xmlns:w16sdtdh="http://schemas.microsoft.com/office/word/2020/wordml/sdtdatahash" xmlns:w16sdtfl="http://schemas.microsoft.com/office/word/2024/wordml/sdtformatlock" xmlns:w16se="http://schemas.microsoft.com/office/word/2015/wordml/symex" xmlns:wpg="http://schemas.microsoft.com/office/word/2010/wordprocessingGroup" xmlns:wpi="http://schemas.microsoft.com/office/word/2010/wordprocessingInk" xmlns:wne="http://schemas.microsoft.com/office/word/2006/wordml" xmlns:wps="http://schemas.microsoft.com/office/word/2010/wordprocessingShape" mc:Ignorable="w14 w15 w16se w16cid w16 w16cex w16sdtdh w16sdtfl w16du wp14">
-  <w:p>
-    <w:pPr>
-      <w:pStyle w:val="Footer"/>
-    </w:pPr>
-  </w:p>
-</w:ftr>
-</file>
-
 <file path=word/footnotes.xml><?xml version="1.0" encoding="utf-8"?>
 <w:footnotes xmlns:wpc="http://schemas.microsoft.com/office/word/2010/wordprocessingCanvas" xmlns:cx="http://schemas.microsoft.com/office/drawing/2014/chartex" xmlns:cx1="http://schemas.microsoft.com/office/drawing/2015/9/8/chartex" xmlns:cx2="http://schemas.microsoft.com/office/drawing/2015/10/21/chartex" xmlns:cx3="http://schemas.microsoft.com/office/drawing/2016/5/9/chartex" xmlns:cx4="http://schemas.microsoft.com/office/drawing/2016/5/10/chartex" xmlns:cx5="http://schemas.microsoft.com/office/drawing/2016/5/11/chartex" xmlns:cx6="http://schemas.microsoft.com/office/drawing/2016/5/12/chartex" xmlns:cx7="http://schemas.microsoft.com/office/drawing/2016/5/13/chartex" xmlns:cx8="http://schemas.microsoft.com/office/drawing/2016/5/14/chartex" xmlns:mc="http://schemas.openxmlformats.org/markup-compatibility/2006" xmlns:aink="http://schemas.microsoft.com/office/drawing/2016/ink" xmlns:am3d="http://schemas.microsoft.com/office/drawing/2017/model3d" xmlns:o="urn:schemas-microsoft-com:office:office" xmlns:oel="http://schemas.microsoft.com/office/2019/extlst" xmlns:r="http://schemas.openxmlformats.org/officeDocument/2006/relationships" xmlns:m="http://schemas.openxmlformats.org/officeDocument/2006/math" xmlns:v="urn:schemas-microsoft-com:vml" xmlns:wp14="http://schemas.microsoft.com/office/word/2010/wordprocessingDrawing" xmlns:wp="http://schemas.openxmlformats.org/drawingml/2006/wordprocessingDrawing" xmlns:w10="urn:schemas-microsoft-com:office:word" xmlns:w="http://schemas.openxmlformats.org/wordprocessingml/2006/main" xmlns:w14="http://schemas.microsoft.com/office/word/2010/wordml" xmlns:w15="http://schemas.microsoft.com/office/word/2012/wordml" xmlns:w16cex="http://schemas.microsoft.com/office/word/2018/wordml/cex" xmlns:w16cid="http://schemas.microsoft.com/office/word/2016/wordml/cid" xmlns:w16="http://schemas.microsoft.com/office/word/2018/wordml" xmlns:w16du="http://schemas.microsoft.com/office/word/2023/wordml/word16du" xmlns:w16sdtdh="http://schemas.microsoft.com/office/word/2020/wordml/sdtdatahash" xmlns:w16sdtfl="http://schemas.microsoft.com/office/word/2024/wordml/sdtformatlock" xmlns:w16se="http://schemas.microsoft.com/office/word/2015/wordml/symex" xmlns:wpg="http://schemas.microsoft.com/office/word/2010/wordprocessingGroup" xmlns:wpi="http://schemas.microsoft.com/office/word/2010/wordprocessingInk" xmlns:wne="http://schemas.microsoft.com/office/word/2006/wordml" xmlns:wps="http://schemas.microsoft.com/office/word/2010/wordprocessingShape" mc:Ignorable="w14 w15 w16se w16cid w16 w16cex w16sdtdh w16sdtfl w16du wp14">
   <w:footnote w:type="separator" w:id="-1">
@@ -18726,16 +18434,6 @@
 </file>
 
 <file path=word/header1.xml><?xml version="1.0" encoding="utf-8"?>
-<w:hdr xmlns:wpc="http://schemas.microsoft.com/office/word/2010/wordprocessingCanvas" xmlns:cx="http://schemas.microsoft.com/office/drawing/2014/chartex" xmlns:cx1="http://schemas.microsoft.com/office/drawing/2015/9/8/chartex" xmlns:cx2="http://schemas.microsoft.com/office/drawing/2015/10/21/chartex" xmlns:cx3="http://schemas.microsoft.com/office/drawing/2016/5/9/chartex" xmlns:cx4="http://schemas.microsoft.com/office/drawing/2016/5/10/chartex" xmlns:cx5="http://schemas.microsoft.com/office/drawing/2016/5/11/chartex" xmlns:cx6="http://schemas.microsoft.com/office/drawing/2016/5/12/chartex" xmlns:cx7="http://schemas.microsoft.com/office/drawing/2016/5/13/chartex" xmlns:cx8="http://schemas.microsoft.com/office/drawing/2016/5/14/chartex" xmlns:mc="http://schemas.openxmlformats.org/markup-compatibility/2006" xmlns:aink="http://schemas.microsoft.com/office/drawing/2016/ink" xmlns:am3d="http://schemas.microsoft.com/office/drawing/2017/model3d" xmlns:o="urn:schemas-microsoft-com:office:office" xmlns:oel="http://schemas.microsoft.com/office/2019/extlst" xmlns:r="http://schemas.openxmlformats.org/officeDocument/2006/relationships" xmlns:m="http://schemas.openxmlformats.org/officeDocument/2006/math" xmlns:v="urn:schemas-microsoft-com:vml" xmlns:wp14="http://schemas.microsoft.com/office/word/2010/wordprocessingDrawing" xmlns:wp="http://schemas.openxmlformats.org/drawingml/2006/wordprocessingDrawing" xmlns:w10="urn:schemas-microsoft-com:office:word" xmlns:w="http://schemas.openxmlformats.org/wordprocessingml/2006/main" xmlns:w14="http://schemas.microsoft.com/office/word/2010/wordml" xmlns:w15="http://schemas.microsoft.com/office/word/2012/wordml" xmlns:w16cex="http://schemas.microsoft.com/office/word/2018/wordml/cex" xmlns:w16cid="http://schemas.microsoft.com/office/word/2016/wordml/cid" xmlns:w16="http://schemas.microsoft.com/office/word/2018/wordml" xmlns:w16du="http://schemas.microsoft.com/office/word/2023/wordml/word16du" xmlns:w16sdtdh="http://schemas.microsoft.com/office/word/2020/wordml/sdtdatahash" xmlns:w16sdtfl="http://schemas.microsoft.com/office/word/2024/wordml/sdtformatlock" xmlns:w16se="http://schemas.microsoft.com/office/word/2015/wordml/symex" xmlns:wpg="http://schemas.microsoft.com/office/word/2010/wordprocessingGroup" xmlns:wpi="http://schemas.microsoft.com/office/word/2010/wordprocessingInk" xmlns:wne="http://schemas.microsoft.com/office/word/2006/wordml" xmlns:wps="http://schemas.microsoft.com/office/word/2010/wordprocessingShape" mc:Ignorable="w14 w15 w16se w16cid w16 w16cex w16sdtdh w16sdtfl w16du wp14">
-  <w:p>
-    <w:pPr>
-      <w:pStyle w:val="Header"/>
-    </w:pPr>
-  </w:p>
-</w:hdr>
-</file>
-
-<file path=word/header2.xml><?xml version="1.0" encoding="utf-8"?>
 <w:hdr xmlns:wpc="http://schemas.microsoft.com/office/word/2010/wordprocessingCanvas" xmlns:cx="http://schemas.microsoft.com/office/drawing/2014/chartex" xmlns:cx1="http://schemas.microsoft.com/office/drawing/2015/9/8/chartex" xmlns:cx2="http://schemas.microsoft.com/office/drawing/2015/10/21/chartex" xmlns:cx3="http://schemas.microsoft.com/office/drawing/2016/5/9/chartex" xmlns:cx4="http://schemas.microsoft.com/office/drawing/2016/5/10/chartex" xmlns:cx5="http://schemas.microsoft.com/office/drawing/2016/5/11/chartex" xmlns:cx6="http://schemas.microsoft.com/office/drawing/2016/5/12/chartex" xmlns:cx7="http://schemas.microsoft.com/office/drawing/2016/5/13/chartex" xmlns:cx8="http://schemas.microsoft.com/office/drawing/2016/5/14/chartex" xmlns:mc="http://schemas.openxmlformats.org/markup-compatibility/2006" xmlns:aink="http://schemas.microsoft.com/office/drawing/2016/ink" xmlns:am3d="http://schemas.microsoft.com/office/drawing/2017/model3d" xmlns:o="urn:schemas-microsoft-com:office:office" xmlns:oel="http://schemas.microsoft.com/office/2019/extlst" xmlns:r="http://schemas.openxmlformats.org/officeDocument/2006/relationships" xmlns:m="http://schemas.openxmlformats.org/officeDocument/2006/math" xmlns:v="urn:schemas-microsoft-com:vml" xmlns:wp14="http://schemas.microsoft.com/office/word/2010/wordprocessingDrawing" xmlns:wp="http://schemas.openxmlformats.org/drawingml/2006/wordprocessingDrawing" xmlns:w10="urn:schemas-microsoft-com:office:word" xmlns:w="http://schemas.openxmlformats.org/wordprocessingml/2006/main" xmlns:w14="http://schemas.microsoft.com/office/word/2010/wordml" xmlns:w15="http://schemas.microsoft.com/office/word/2012/wordml" xmlns:w16cex="http://schemas.microsoft.com/office/word/2018/wordml/cex" xmlns:w16cid="http://schemas.microsoft.com/office/word/2016/wordml/cid" xmlns:w16="http://schemas.microsoft.com/office/word/2018/wordml" xmlns:w16du="http://schemas.microsoft.com/office/word/2023/wordml/word16du" xmlns:w16sdtdh="http://schemas.microsoft.com/office/word/2020/wordml/sdtdatahash" xmlns:w16sdtfl="http://schemas.microsoft.com/office/word/2024/wordml/sdtformatlock" xmlns:w16se="http://schemas.microsoft.com/office/word/2015/wordml/symex" xmlns:wpg="http://schemas.microsoft.com/office/word/2010/wordprocessingGroup" xmlns:wpi="http://schemas.microsoft.com/office/word/2010/wordprocessingInk" xmlns:wne="http://schemas.microsoft.com/office/word/2006/wordml" xmlns:wps="http://schemas.microsoft.com/office/word/2010/wordprocessingShape" mc:Ignorable="w14 w15 w16se w16cid w16 w16cex w16sdtdh w16sdtfl w16du wp14">
   <w:p>
     <w:pPr>
@@ -18861,7 +18559,7 @@
         <w:sz w:val="24"/>
         <w:szCs w:val="24"/>
       </w:rPr>
-      <w:instrText xml:space="preserve"> MERGEFIELD  "[#if (params.activationDate)?has_content]"  \* MERGEFORMAT </w:instrText>
+      <w:instrText xml:space="preserve"> MERGEFIELD  "${(params.activationDate?date(\"yyyy-MM-dd\")?string(\"dd MMMM yyyy\"))!'&lt;Date to be inserted&gt;'}"  \* MERGEFORMAT </w:instrText>
     </w:r>
     <w:r>
       <w:rPr>
@@ -18880,310 +18578,7 @@
         <w:sz w:val="24"/>
         <w:szCs w:val="24"/>
       </w:rPr>
-      <w:t>«[#if (params.activationDate)?has_content»</w:t>
-    </w:r>
-    <w:r>
-      <w:rPr>
-        <w:rFonts w:eastAsia="Calibri" w:cs="Arial"/>
-        <w:b/>
-        <w:sz w:val="24"/>
-        <w:szCs w:val="24"/>
-      </w:rPr>
-      <w:fldChar w:fldCharType="end"/>
-    </w:r>
-    <w:r>
-      <w:rPr>
-        <w:rFonts w:eastAsia="Calibri" w:cs="Arial"/>
-        <w:b/>
-        <w:sz w:val="24"/>
-        <w:szCs w:val="24"/>
-      </w:rPr>
-      <w:fldChar w:fldCharType="begin"/>
-    </w:r>
-    <w:r>
-      <w:rPr>
-        <w:rFonts w:eastAsia="Calibri" w:cs="Arial"/>
-        <w:b/>
-        <w:sz w:val="24"/>
-        <w:szCs w:val="24"/>
-      </w:rPr>
-      <w:instrText xml:space="preserve"> MERGEFIELD  "[#if params.activationDate?date(\"yyyy-MM-dd\") &gt; (\"2026-01-01\"?date(\"yyyy-MM-dd\"))]"  \* MERGEFORMAT </w:instrText>
-    </w:r>
-    <w:r>
-      <w:rPr>
-        <w:rFonts w:eastAsia="Calibri" w:cs="Arial"/>
-        <w:b/>
-        <w:sz w:val="24"/>
-        <w:szCs w:val="24"/>
-      </w:rPr>
-      <w:fldChar w:fldCharType="separate"/>
-    </w:r>
-    <w:r>
-      <w:rPr>
-        <w:rFonts w:eastAsia="Calibri" w:cs="Arial"/>
-        <w:b/>
-        <w:noProof/>
-        <w:sz w:val="24"/>
-        <w:szCs w:val="24"/>
-      </w:rPr>
-      <w:t>«[#if params.activationDate?date("yyyy-MM»</w:t>
-    </w:r>
-    <w:r>
-      <w:rPr>
-        <w:rFonts w:eastAsia="Calibri" w:cs="Arial"/>
-        <w:b/>
-        <w:sz w:val="24"/>
-        <w:szCs w:val="24"/>
-      </w:rPr>
-      <w:fldChar w:fldCharType="end"/>
-    </w:r>
-    <w:r>
-      <w:rPr>
-        <w:rFonts w:eastAsia="Calibri" w:cs="Arial"/>
-        <w:b/>
-        <w:sz w:val="24"/>
-        <w:szCs w:val="24"/>
-      </w:rPr>
-      <w:fldChar w:fldCharType="begin"/>
-    </w:r>
-    <w:r>
-      <w:rPr>
-        <w:rFonts w:eastAsia="Calibri" w:cs="Arial"/>
-        <w:b/>
-        <w:sz w:val="24"/>
-        <w:szCs w:val="24"/>
-      </w:rPr>
-      <w:instrText xml:space="preserve"> MERGEFIELD  "${(params.activationDate)?string(\"dd MMMM yyyy\")}"  \* MERGEFORMAT </w:instrText>
-    </w:r>
-    <w:r>
-      <w:rPr>
-        <w:rFonts w:eastAsia="Calibri" w:cs="Arial"/>
-        <w:b/>
-        <w:sz w:val="24"/>
-        <w:szCs w:val="24"/>
-      </w:rPr>
-      <w:fldChar w:fldCharType="separate"/>
-    </w:r>
-    <w:r>
-      <w:rPr>
-        <w:rFonts w:eastAsia="Calibri" w:cs="Arial"/>
-        <w:b/>
-        <w:noProof/>
-        <w:sz w:val="24"/>
-        <w:szCs w:val="24"/>
-      </w:rPr>
-      <w:t>«${(params.activationDate)?string("dd MMM»</w:t>
-    </w:r>
-    <w:r>
-      <w:rPr>
-        <w:rFonts w:eastAsia="Calibri" w:cs="Arial"/>
-        <w:b/>
-        <w:sz w:val="24"/>
-        <w:szCs w:val="24"/>
-      </w:rPr>
-      <w:fldChar w:fldCharType="end"/>
-    </w:r>
-    <w:r>
-      <w:rPr>
-        <w:rFonts w:eastAsia="Calibri" w:cs="Arial"/>
-        <w:b/>
-        <w:sz w:val="24"/>
-        <w:szCs w:val="24"/>
-      </w:rPr>
-      <w:fldChar w:fldCharType="begin"/>
-    </w:r>
-    <w:r>
-      <w:rPr>
-        <w:rFonts w:eastAsia="Calibri" w:cs="Arial"/>
-        <w:b/>
-        <w:sz w:val="24"/>
-        <w:szCs w:val="24"/>
-      </w:rPr>
-      <w:instrText xml:space="preserve"> MERGEFIELD  [#else]  \* MERGEFORMAT </w:instrText>
-    </w:r>
-    <w:r>
-      <w:rPr>
-        <w:rFonts w:eastAsia="Calibri" w:cs="Arial"/>
-        <w:b/>
-        <w:sz w:val="24"/>
-        <w:szCs w:val="24"/>
-      </w:rPr>
-      <w:fldChar w:fldCharType="separate"/>
-    </w:r>
-    <w:r>
-      <w:rPr>
-        <w:rFonts w:eastAsia="Calibri" w:cs="Arial"/>
-        <w:b/>
-        <w:noProof/>
-        <w:sz w:val="24"/>
-        <w:szCs w:val="24"/>
-      </w:rPr>
-      <w:t>«[#else]»</w:t>
-    </w:r>
-    <w:r>
-      <w:rPr>
-        <w:rFonts w:eastAsia="Calibri" w:cs="Arial"/>
-        <w:b/>
-        <w:sz w:val="24"/>
-        <w:szCs w:val="24"/>
-      </w:rPr>
-      <w:fldChar w:fldCharType="end"/>
-    </w:r>
-    <w:r>
-      <w:rPr>
-        <w:rFonts w:eastAsia="Calibri" w:cs="Arial"/>
-        <w:b/>
-        <w:sz w:val="24"/>
-        <w:szCs w:val="24"/>
-      </w:rPr>
-      <w:t>01 January 2026</w:t>
-    </w:r>
-    <w:r>
-      <w:rPr>
-        <w:rFonts w:eastAsia="Calibri" w:cs="Arial"/>
-        <w:b/>
-        <w:sz w:val="24"/>
-        <w:szCs w:val="24"/>
-      </w:rPr>
-      <w:fldChar w:fldCharType="begin"/>
-    </w:r>
-    <w:r>
-      <w:rPr>
-        <w:rFonts w:eastAsia="Calibri" w:cs="Arial"/>
-        <w:b/>
-        <w:sz w:val="24"/>
-        <w:szCs w:val="24"/>
-      </w:rPr>
-      <w:instrText xml:space="preserve"> MERGEFIELD  [/#if]  \* MERGEFORMAT </w:instrText>
-    </w:r>
-    <w:r>
-      <w:rPr>
-        <w:rFonts w:eastAsia="Calibri" w:cs="Arial"/>
-        <w:b/>
-        <w:sz w:val="24"/>
-        <w:szCs w:val="24"/>
-      </w:rPr>
-      <w:fldChar w:fldCharType="separate"/>
-    </w:r>
-    <w:r>
-      <w:rPr>
-        <w:rFonts w:eastAsia="Calibri" w:cs="Arial"/>
-        <w:b/>
-        <w:noProof/>
-        <w:sz w:val="24"/>
-        <w:szCs w:val="24"/>
-      </w:rPr>
-      <w:t>«[/#if]»</w:t>
-    </w:r>
-    <w:r>
-      <w:rPr>
-        <w:rFonts w:eastAsia="Calibri" w:cs="Arial"/>
-        <w:b/>
-        <w:sz w:val="24"/>
-        <w:szCs w:val="24"/>
-      </w:rPr>
-      <w:fldChar w:fldCharType="end"/>
-    </w:r>
-    <w:r>
-      <w:rPr>
-        <w:rFonts w:eastAsia="Calibri" w:cs="Arial"/>
-        <w:b/>
-        <w:sz w:val="24"/>
-        <w:szCs w:val="24"/>
-      </w:rPr>
-      <w:t xml:space="preserve"> </w:t>
-    </w:r>
-    <w:r>
-      <w:rPr>
-        <w:rFonts w:eastAsia="Calibri" w:cs="Arial"/>
-        <w:b/>
-        <w:sz w:val="24"/>
-        <w:szCs w:val="24"/>
-      </w:rPr>
-      <w:fldChar w:fldCharType="begin"/>
-    </w:r>
-    <w:r>
-      <w:rPr>
-        <w:rFonts w:eastAsia="Calibri" w:cs="Arial"/>
-        <w:b/>
-        <w:sz w:val="24"/>
-        <w:szCs w:val="24"/>
-      </w:rPr>
-      <w:instrText xml:space="preserve"> MERGEFIELD  [#else]  \* MERGEFORMAT </w:instrText>
-    </w:r>
-    <w:r>
-      <w:rPr>
-        <w:rFonts w:eastAsia="Calibri" w:cs="Arial"/>
-        <w:b/>
-        <w:sz w:val="24"/>
-        <w:szCs w:val="24"/>
-      </w:rPr>
-      <w:fldChar w:fldCharType="separate"/>
-    </w:r>
-    <w:r>
-      <w:rPr>
-        <w:rFonts w:eastAsia="Calibri" w:cs="Arial"/>
-        <w:b/>
-        <w:noProof/>
-        <w:sz w:val="24"/>
-        <w:szCs w:val="24"/>
-      </w:rPr>
-      <w:t>«[#else]»</w:t>
-    </w:r>
-    <w:r>
-      <w:rPr>
-        <w:rFonts w:eastAsia="Calibri" w:cs="Arial"/>
-        <w:b/>
-        <w:sz w:val="24"/>
-        <w:szCs w:val="24"/>
-      </w:rPr>
-      <w:fldChar w:fldCharType="end"/>
-    </w:r>
-    <w:r>
-      <w:rPr>
-        <w:rFonts w:eastAsia="Calibri" w:cs="Arial"/>
-        <w:b/>
-        <w:sz w:val="24"/>
-        <w:szCs w:val="24"/>
-      </w:rPr>
-      <w:t xml:space="preserve"> &lt;Date to be inserted&gt; </w:t>
-    </w:r>
-    <w:r>
-      <w:rPr>
-        <w:rFonts w:eastAsia="Calibri" w:cs="Arial"/>
-        <w:b/>
-        <w:sz w:val="24"/>
-        <w:szCs w:val="24"/>
-      </w:rPr>
-      <w:fldChar w:fldCharType="begin"/>
-    </w:r>
-    <w:r>
-      <w:rPr>
-        <w:rFonts w:eastAsia="Calibri" w:cs="Arial"/>
-        <w:b/>
-        <w:sz w:val="24"/>
-        <w:szCs w:val="24"/>
-      </w:rPr>
-      <w:instrText xml:space="preserve"> MERGEFIELD  [/#if]  \* MERGEFORMAT </w:instrText>
-    </w:r>
-    <w:r>
-      <w:rPr>
-        <w:rFonts w:eastAsia="Calibri" w:cs="Arial"/>
-        <w:b/>
-        <w:sz w:val="24"/>
-        <w:szCs w:val="24"/>
-      </w:rPr>
-      <w:fldChar w:fldCharType="separate"/>
-    </w:r>
-    <w:r>
-      <w:rPr>
-        <w:rFonts w:eastAsia="Calibri" w:cs="Arial"/>
-        <w:b/>
-        <w:noProof/>
-        <w:sz w:val="24"/>
-        <w:szCs w:val="24"/>
-      </w:rPr>
-      <w:t>«[/#if]»</w:t>
+      <w:t>«${(params.activationDate?date("yyyy-MM-d»</w:t>
     </w:r>
     <w:r>
       <w:rPr>
@@ -19334,16 +18729,6 @@
         <w:b/>
         <w:sz w:val="20"/>
       </w:rPr>
-    </w:pPr>
-  </w:p>
-</w:hdr>
-</file>
-
-<file path=word/header3.xml><?xml version="1.0" encoding="utf-8"?>
-<w:hdr xmlns:wpc="http://schemas.microsoft.com/office/word/2010/wordprocessingCanvas" xmlns:cx="http://schemas.microsoft.com/office/drawing/2014/chartex" xmlns:cx1="http://schemas.microsoft.com/office/drawing/2015/9/8/chartex" xmlns:cx2="http://schemas.microsoft.com/office/drawing/2015/10/21/chartex" xmlns:cx3="http://schemas.microsoft.com/office/drawing/2016/5/9/chartex" xmlns:cx4="http://schemas.microsoft.com/office/drawing/2016/5/10/chartex" xmlns:cx5="http://schemas.microsoft.com/office/drawing/2016/5/11/chartex" xmlns:cx6="http://schemas.microsoft.com/office/drawing/2016/5/12/chartex" xmlns:cx7="http://schemas.microsoft.com/office/drawing/2016/5/13/chartex" xmlns:cx8="http://schemas.microsoft.com/office/drawing/2016/5/14/chartex" xmlns:mc="http://schemas.openxmlformats.org/markup-compatibility/2006" xmlns:aink="http://schemas.microsoft.com/office/drawing/2016/ink" xmlns:am3d="http://schemas.microsoft.com/office/drawing/2017/model3d" xmlns:o="urn:schemas-microsoft-com:office:office" xmlns:oel="http://schemas.microsoft.com/office/2019/extlst" xmlns:r="http://schemas.openxmlformats.org/officeDocument/2006/relationships" xmlns:m="http://schemas.openxmlformats.org/officeDocument/2006/math" xmlns:v="urn:schemas-microsoft-com:vml" xmlns:wp14="http://schemas.microsoft.com/office/word/2010/wordprocessingDrawing" xmlns:wp="http://schemas.openxmlformats.org/drawingml/2006/wordprocessingDrawing" xmlns:w10="urn:schemas-microsoft-com:office:word" xmlns:w="http://schemas.openxmlformats.org/wordprocessingml/2006/main" xmlns:w14="http://schemas.microsoft.com/office/word/2010/wordml" xmlns:w15="http://schemas.microsoft.com/office/word/2012/wordml" xmlns:w16cex="http://schemas.microsoft.com/office/word/2018/wordml/cex" xmlns:w16cid="http://schemas.microsoft.com/office/word/2016/wordml/cid" xmlns:w16="http://schemas.microsoft.com/office/word/2018/wordml" xmlns:w16du="http://schemas.microsoft.com/office/word/2023/wordml/word16du" xmlns:w16sdtdh="http://schemas.microsoft.com/office/word/2020/wordml/sdtdatahash" xmlns:w16sdtfl="http://schemas.microsoft.com/office/word/2024/wordml/sdtformatlock" xmlns:w16se="http://schemas.microsoft.com/office/word/2015/wordml/symex" xmlns:wpg="http://schemas.microsoft.com/office/word/2010/wordprocessingGroup" xmlns:wpi="http://schemas.microsoft.com/office/word/2010/wordprocessingInk" xmlns:wne="http://schemas.microsoft.com/office/word/2006/wordml" xmlns:wps="http://schemas.microsoft.com/office/word/2010/wordprocessingShape" mc:Ignorable="w14 w15 w16se w16cid w16 w16cex w16sdtdh w16sdtfl w16du wp14">
-  <w:p>
-    <w:pPr>
-      <w:pStyle w:val="Header"/>
     </w:pPr>
   </w:p>
 </w:hdr>
@@ -22230,6 +21615,7 @@
   <w:style w:type="character" w:default="1" w:styleId="DefaultParagraphFont">
     <w:name w:val="Default Paragraph Font"/>
     <w:uiPriority w:val="1"/>
+    <w:semiHidden/>
     <w:unhideWhenUsed/>
   </w:style>
   <w:style w:type="table" w:default="1" w:styleId="TableNormal">
